--- a/docs/Sprint 3/How the AI Assistant automates onboarding tasks.docx
+++ b/docs/Sprint 3/How the AI Assistant automates onboarding tasks.docx
@@ -9057,10 +9057,10 @@
           <w:b/>
           <w:bCs/>
         </w:rPr>
-        <w:t xml:space="preserve">166 tests, all passing</w:t>
-      </w:r>
-      <w:r>
-        <w:t xml:space="preserve"> (51 more than before).</w:t>
+        <w:t xml:space="preserve">170 tests, all passing</w:t>
+      </w:r>
+      <w:r>
+        <w:t xml:space="preserve">.</w:t>
       </w:r>
     </w:p>
     <w:tbl>
